--- a/_workspace/books/aubrie/aubrie-interludes.docx
+++ b/_workspace/books/aubrie/aubrie-interludes.docx
@@ -7,7 +7,7 @@
         <w:pStyle w:val="Heading1"/>
       </w:pPr>
       <w:r>
-        <w:t>Interlude I: The View from the Fifth Floor</w:t>
+        <w:t>Interlude I: The Newman Hall Tea Rebellion</w:t>
       </w:r>
     </w:p>
     <w:p>
@@ -16,7 +16,7 @@
           <w:b/>
           <w:bCs/>
         </w:rPr>
-        <w:t>Perspective: Sarah Braithwaite</w:t>
+        <w:t>Perspective: Brenda, Newman Hall Dining Supervisor</w:t>
       </w:r>
       <w:r>
         <w:t xml:space="preserve"> </w:t>
@@ -26,148 +26,188 @@
           <w:i/>
           <w:iCs/>
         </w:rPr>
-        <w:t>Sunday, August 24th, 2014 – 6:00 PM</w:t>
-      </w:r>
-    </w:p>
-    <w:p>
-      <w:r>
-        <w:t>The elevator ride up to the fifth floor of Bennett Hall was a slow, rattling crawl, but Sarah Braithwaite didn't mind. She leaned against the metal handrail, a lingering smile playing on her lips from her walk back with Tom.</w:t>
-      </w:r>
-    </w:p>
-    <w:p>
-      <w:r>
-        <w:t>When the doors finally chimed open, she stepped out into the humid, chaotic corridor. The fifth floor was entirely female, and with move-in weekend still wrapping up, the hallway was a maze of broken-down cardboard boxes and propped-open wooden doors.</w:t>
-      </w:r>
-    </w:p>
-    <w:p>
-      <w:r>
-        <w:t>Sarah swiped her Poly Pass to enter Room 510. The layout was identical to the rooms on the lower floors, but heavily crowded. Like most of the suites in Bennett Hall, it was a two-person room that had been force-tripled by the university's housing crisis. There was a bunk bed on one cinderblock wall, a single lofted bed on the other, and absolutely zero floor space.</w:t>
-      </w:r>
-    </w:p>
-    <w:p>
-      <w:r>
-        <w:t>Her roommate, Jessica, was sitting cross-legged on the bottom bunk, attempting to organize a massive pile of textbooks on her lap.</w:t>
-      </w:r>
-    </w:p>
-    <w:p>
-      <w:r>
-        <w:t xml:space="preserve">"Hey," Jessica sighed, looking up as Sarah squeezed through the doorway. "Did you see the bathroom yet? The girls in 508 just moved all their shower caddies in. Six of us </w:t>
+        <w:t>Tuesday, October 13th, 2009 – 8:15 AM</w:t>
+      </w:r>
+    </w:p>
+    <w:p>
+      <w:r>
+        <w:t>In her fifteen years working the breakfast shift at Newman Hall, Brenda had seen a lot. She had witnessed the great pancake food fight of '03, talked down a stressed biology major who tried to sleep inside the walk-in refrigerator, and cleaned up after countless post-game celebrations.</w:t>
+      </w:r>
+    </w:p>
+    <w:p>
+      <w:r>
+        <w:t>But absolutely nothing in her employee handbook prepared her for the British Exchange Cohort of 2009.</w:t>
+      </w:r>
+    </w:p>
+    <w:p>
+      <w:r>
+        <w:t xml:space="preserve">It was a miserable, rainy Tuesday in the middle of midterm week. The kind of morning that chilled you to the bone. At exactly 8:15 AM, Brenda was wiping down the deli counter when she heard a loud, metallic </w:t>
+      </w:r>
+      <w:r>
+        <w:rPr>
+          <w:i/>
+          <w:iCs/>
+        </w:rPr>
+        <w:t>clang</w:t>
+      </w:r>
+      <w:r>
+        <w:t xml:space="preserve"> echo from the beverage station.</w:t>
+      </w:r>
+    </w:p>
+    <w:p>
+      <w:r>
+        <w:t>She looked up to see a tall, lanky exchange student from Manchester named Liam standing in front of the hot water urn. He was staring down at a ceramic mug in his hand with an expression of profound, soul-deep despair.</w:t>
+      </w:r>
+    </w:p>
+    <w:p>
+      <w:r>
+        <w:t>"Is everything alright, sweetheart?" Brenda asked, walking over with her towel.</w:t>
+      </w:r>
+    </w:p>
+    <w:p>
+      <w:r>
+        <w:t>Liam slowly rotated the mug so Brenda could see inside. The liquid was a pale, cloudy beige. A single tea bag floated limply at the top, completely failing to extract any color or flavor.</w:t>
+      </w:r>
+    </w:p>
+    <w:p>
+      <w:r>
+        <w:t>"Brenda," Liam said, his voice trembling with a terrifying, repressed calm. "I have been in this country for two months. I have tolerated your people driving on the wrong side of the road. I have tolerated the spelling of the word 'color' without the 'u'. But this..." He pointed a long, shaking finger at the urn. "This water is sitting at a tepid eighty degrees Celsius. It is barely warm enough to melt butter. I am trying to brew a strong breakfast blend, and your machine is merely giving the leaves a lukewarm bath."</w:t>
+      </w:r>
+    </w:p>
+    <w:p>
+      <w:r>
+        <w:t>Before Brenda could apologize, Liam turned around. He looked across the crowded cafeteria to a large cluster of tables occupied entirely by the British exchange program. He didn't shout. He simply raised the mug of sad, beige water into the air and gave a single, solemn nod.</w:t>
+      </w:r>
+    </w:p>
+    <w:p>
+      <w:r>
+        <w:t>What happened next was a masterpiece of logistical coordination.</w:t>
+      </w:r>
+    </w:p>
+    <w:p>
+      <w:r>
+        <w:lastRenderedPageBreak/>
+        <w:t>Thirty British students stood up in unison. With frightening efficiency, they began dragging the heavy oak dining tables across the linoleum floor, forming a solid, impassable barricade in a semi-circle around the entire coffee and hot water station.</w:t>
+      </w:r>
+    </w:p>
+    <w:p>
+      <w:r>
+        <w:t>The American students, suddenly cut off from their morning caffeine supply, stopped in their tracks. A low murmur of panic began to ripple through the room.</w:t>
+      </w:r>
+    </w:p>
+    <w:p>
+      <w:r>
+        <w:t>A posh, sharply dressed student named Eleanor climbed atop one of the barricade tables.</w:t>
+      </w:r>
+    </w:p>
+    <w:p>
+      <w:r>
+        <w:t>"Attention, colonial cousins," Eleanor announced, her crisp voice carrying easily over the stunned crowd. "We sincerely apologize for the inconvenience. However, we have officially claimed sovereignty over this beverage station until our demands are met. This is a peaceful occupation."</w:t>
+      </w:r>
+    </w:p>
+    <w:p>
+      <w:r>
+        <w:t>"Hey!" an American sophomore yelled from the crowd. "I have a chemistry exam in twenty minutes! I need coffee!"</w:t>
+      </w:r>
+    </w:p>
+    <w:p>
+      <w:r>
+        <w:t xml:space="preserve">"And we need a proper </w:t>
+      </w:r>
+      <w:proofErr w:type="spellStart"/>
+      <w:r>
+        <w:t>cuppa</w:t>
+      </w:r>
+      <w:proofErr w:type="spellEnd"/>
+      <w:r>
+        <w:t xml:space="preserve"> to survive this dreadful weather," Eleanor replied smoothly, entirely unfazed. "Your administration has been serving us water that constitutes a crime against the Crown. We will not move until we receive a written guarantee that boiling water—precisely one hundred degrees Celsius—will be provided. We will hold the line."</w:t>
+      </w:r>
+    </w:p>
+    <w:p>
+      <w:r>
+        <w:t xml:space="preserve">Brenda blinked, thoroughly impressed. It wasn't a violent riot. It was an incredibly organized, devastatingly polite sit-in. The British students sat shoulder-to-shoulder on the tables, arms linked, casually discussing their coursework while completely blocking hundreds of </w:t>
       </w:r>
       <w:proofErr w:type="gramStart"/>
       <w:r>
-        <w:t>sharing</w:t>
+        <w:t>highly-caffeinated</w:t>
       </w:r>
       <w:proofErr w:type="gramEnd"/>
       <w:r>
-        <w:t xml:space="preserve"> one toilet and two sinks. It is going to be a logistical nightmare."</w:t>
-      </w:r>
-    </w:p>
-    <w:p>
-      <w:r>
-        <w:t>"We'll just have to draw up a schedule, mate," Sarah laughed, dropping her backpack onto her desk. "Military precision. Five minutes in, five minutes out."</w:t>
-      </w:r>
-    </w:p>
-    <w:p>
-      <w:r>
-        <w:t>"Easy for you to say," Jessica groaned, though she was smiling. "You're always in a good mood. How was Tom?"</w:t>
-      </w:r>
-    </w:p>
-    <w:p>
-      <w:r>
-        <w:t>Sarah’s expression softened instantly. "He's good. He was just grabbing something at Newman Hall before heading back to his dorm to unpack. He said his roommate is driving him crazy with all the boxes."</w:t>
-      </w:r>
-    </w:p>
-    <w:p>
-      <w:r>
-        <w:t>"Two years, right?" Jessica asked, leaning her head back against the cinderblock wall. "You guys have been together since high school?"</w:t>
-      </w:r>
-    </w:p>
-    <w:p>
-      <w:r>
-        <w:t xml:space="preserve">"Yeah," Sarah nodded, unzipping her bag to put away her notebooks. "Two years. It’s funny... moving to a new country was so chaotic. When my dad and I settled in Radford, everything just </w:t>
-      </w:r>
-      <w:proofErr w:type="gramStart"/>
-      <w:r>
-        <w:t>felt</w:t>
-      </w:r>
-      <w:proofErr w:type="gramEnd"/>
-      <w:r>
-        <w:t xml:space="preserve"> upside down. But Tom... he was the first person who just made sense here. He’s always been so steady."</w:t>
+        <w:t xml:space="preserve"> Americans from their morning fuel.</w:t>
+      </w:r>
+    </w:p>
+    <w:p>
+      <w:r>
+        <w:t>Realizing a campus-wide meltdown was about three minutes away, Brenda pulled her walkie-talkie from her belt and called the Director of Campus Dining, a perpetually stressed man named Mr. Henderson.</w:t>
+      </w:r>
+    </w:p>
+    <w:p>
+      <w:r>
+        <w:t xml:space="preserve">Henderson sprinted into the cafeteria less than five minutes later, his tie crooked. He stopped dead, staring at the oak-table fortress and the angry mob of </w:t>
+      </w:r>
+      <w:proofErr w:type="spellStart"/>
+      <w:r>
+        <w:t>uncaffeinated</w:t>
+      </w:r>
+      <w:proofErr w:type="spellEnd"/>
+      <w:r>
+        <w:t xml:space="preserve"> American freshmen forming on the other side.</w:t>
+      </w:r>
+    </w:p>
+    <w:p>
+      <w:r>
+        <w:t>"What is going on here?" Henderson demanded, marching up to the barricade.</w:t>
+      </w:r>
+    </w:p>
+    <w:p>
+      <w:r>
+        <w:t>Liam stepped forward, handing the ceramic mug of pale liquid over the table. "Drink it, mate."</w:t>
+      </w:r>
+    </w:p>
+    <w:p>
+      <w:r>
+        <w:t>"I am not—"</w:t>
+      </w:r>
+    </w:p>
+    <w:p>
+      <w:r>
+        <w:t>"Drink the tea, Mr. Henderson," Liam insisted, his voice dropping to a dangerous, deadly serious register. "Experience our suffering."</w:t>
       </w:r>
     </w:p>
     <w:p>
       <w:r>
         <w:lastRenderedPageBreak/>
-        <w:t>She thought back to the brief interaction at the soda fountain. Tom had brushed off that clingy girl from his hometown so quickly just to come say hello to her. It was a small thing, but it was exactly why she trusted him. He didn't entertain drama, and he always made her feel like a priority.</w:t>
-      </w:r>
-    </w:p>
-    <w:p>
-      <w:r>
-        <w:t>Jessica tossed a notebook onto her desk. "Well, I'm jealous. Trying to date on this campus is going to be a nightmare. Have you heard the latest from the second floor?"</w:t>
-      </w:r>
-    </w:p>
-    <w:p>
-      <w:r>
-        <w:t>"The boy in the wheelchair?" Sarah asked, pulling her dark hair back into a messy ponytail.</w:t>
-      </w:r>
-    </w:p>
-    <w:p>
-      <w:r>
-        <w:t xml:space="preserve">"Yes!" Jessica practically bounced on her mattress, eager to share the gossip. "The RA down the hall was just talking about it. Apparently, it was a massive clerical error, but he </w:t>
-      </w:r>
-      <w:proofErr w:type="gramStart"/>
-      <w:r>
-        <w:t>actually moved</w:t>
-      </w:r>
-      <w:proofErr w:type="gramEnd"/>
-      <w:r>
-        <w:t xml:space="preserve"> in. He's living in the ADA suite with five girls."</w:t>
-      </w:r>
-    </w:p>
-    <w:p>
-      <w:r>
-        <w:t>"</w:t>
-      </w:r>
-      <w:proofErr w:type="gramStart"/>
-      <w:r>
-        <w:t>The what</w:t>
-      </w:r>
-      <w:proofErr w:type="gramEnd"/>
-      <w:r>
-        <w:t xml:space="preserve"> </w:t>
-      </w:r>
-      <w:proofErr w:type="gramStart"/>
-      <w:r>
-        <w:t>suite</w:t>
-      </w:r>
-      <w:proofErr w:type="gramEnd"/>
-      <w:r>
-        <w:t>?" Sarah asked, her brow furrowing slightly. "Sorry, I'm still learning all your American acronyms."</w:t>
-      </w:r>
-    </w:p>
-    <w:p>
-      <w:r>
-        <w:t>"Oh, right, ADA," Jessica clarified. "Americans with Disabilities Act. It just means it's the handicap-accessible room. Like, if you look at the door for Room 214 downstairs, it has two peepholes—one at standard standing height, and a second one drilled lower so you can see out from a wheelchair. It's the only accessible suite on that side of the building."</w:t>
-      </w:r>
-    </w:p>
-    <w:p>
-      <w:r>
-        <w:t>"Ah, right. Makes perfect sense," Sarah nodded, the logistics clicking into place for her. "Well, I actually saw them earlier," she mentioned, walking over to the small, single window that looked out over the rolling hills of the campus. "When Tom and I were walking back, I saw the whole group heading toward the dining hall."</w:t>
-      </w:r>
-    </w:p>
-    <w:p>
-      <w:r>
-        <w:t>"And? Is it as weird as everyone says?"</w:t>
-      </w:r>
-    </w:p>
-    <w:p>
-      <w:r>
-        <w:t>Sarah looked out the window, watching the tiny figures of students navigating the winding paths below. She thought about the boy in the wheelchair, and the way the girl behind him had been pushing him up the incline. She remembered the fierce, protective bubble that seemed to surround their little group, and the unmistakable look of absolute adoration on the girl's face.</w:t>
-      </w:r>
-    </w:p>
-    <w:p>
-      <w:r>
-        <w:t>"No," Sarah said softly, turning away from the glass. "It didn't look weird at all. Honestly? It looked like he found exactly where he was supposed to be."</w:t>
+        <w:t>Henderson, wanting to end the standoff, took a sip. His face immediately contorted. He gagged slightly, looking down at the cup in horror. It tasted like warm paper and disappointment.</w:t>
+      </w:r>
+    </w:p>
+    <w:p>
+      <w:r>
+        <w:t>"That's awful," Henderson choked out.</w:t>
+      </w:r>
+    </w:p>
+    <w:p>
+      <w:r>
+        <w:t>"It's an act of international hostility," Eleanor corrected from atop the table. "Now. Are you going to call a plumber, or do we have to start dumping these urns into the campus duck pond?"</w:t>
+      </w:r>
+    </w:p>
+    <w:p>
+      <w:r>
+        <w:t>Henderson looked at the British students. He looked at the angry American students. Then he looked at Brenda.</w:t>
+      </w:r>
+    </w:p>
+    <w:p>
+      <w:r>
+        <w:t>"Call maintenance," Henderson sighed, rubbing his temples. "Tell them to rip out every hot water urn on campus and order dedicated boiling taps. I want them installed by Friday."</w:t>
+      </w:r>
+    </w:p>
+    <w:p>
+      <w:r>
+        <w:t>A cheer erupted from the barricade. Within seconds, the British students dismantled the fortress, neatly returning the heavy oak tables to their original positions. Liam offered Henderson a polite, firm handshake, thanking him for his diplomatic cooperation, before stepping aside to let the traumatized American students finally access their coffee.</w:t>
+      </w:r>
+    </w:p>
+    <w:p>
+      <w:r>
+        <w:t>Brenda just shook her head, chuckling as she went back to wiping down the deli counter. They were polite to a fault, she thought, but my god... you do not mess with their tea.</w:t>
       </w:r>
     </w:p>
     <w:p>
@@ -175,7 +215,13 @@
         <w:pStyle w:val="Heading1"/>
       </w:pPr>
       <w:r>
-        <w:t>Interlude II: The Newman Hall Tea Rebellion</w:t>
+        <w:t>Interlude I</w:t>
+      </w:r>
+      <w:r>
+        <w:t>I</w:t>
+      </w:r>
+      <w:r>
+        <w:t>: The View from the Fifth Floor</w:t>
       </w:r>
     </w:p>
     <w:p>
@@ -184,7 +230,7 @@
           <w:b/>
           <w:bCs/>
         </w:rPr>
-        <w:t>Perspective: Brenda, Newman Hall Dining Supervisor</w:t>
+        <w:t>Perspective: Sarah Braithwaite</w:t>
       </w:r>
       <w:r>
         <w:t xml:space="preserve"> </w:t>
@@ -194,202 +240,158 @@
           <w:i/>
           <w:iCs/>
         </w:rPr>
-        <w:t>Tuesday, October 13th, 2009 – 8:15 AM</w:t>
+        <w:t>Sunday, August 24th, 2014 – 6:00 PM</w:t>
+      </w:r>
+    </w:p>
+    <w:p>
+      <w:r>
+        <w:t>The elevator ride up to the fifth floor of Bennett Hall was a slow, rattling crawl, but Sarah Braithwaite didn't mind. She leaned against the metal handrail, a lingering smile playing on her lips from her walk back with Tom.</w:t>
+      </w:r>
+    </w:p>
+    <w:p>
+      <w:r>
+        <w:t>When the doors finally chimed open, she stepped out into the humid, chaotic corridor. The fifth floor was entirely female, and with move-in weekend still wrapping up, the hallway was a maze of broken-down cardboard boxes and propped-open wooden doors.</w:t>
+      </w:r>
+    </w:p>
+    <w:p>
+      <w:r>
+        <w:t xml:space="preserve">Sarah swiped her Poly Pass to enter Room 510. The layout was identical to the rooms on the lower floors, but heavily crowded. Like </w:t>
+      </w:r>
+      <w:r>
+        <w:t>the rest</w:t>
+      </w:r>
+      <w:r>
+        <w:t xml:space="preserve"> of the suites in Bennett Hall, it was a two-person room that had been force-tripled by the university's housing crisis. There was a bunk bed on one cinderblock wall, a single lofted bed on the other, and absolutely zero floor space.</w:t>
       </w:r>
     </w:p>
     <w:p>
       <w:r>
         <w:lastRenderedPageBreak/>
-        <w:t>In her fifteen years working the breakfast shift at Newman Hall, Brenda had seen a lot. She had witnessed the great pancake food fight of '03, talked down a stressed biology major who tried to sleep inside the walk-in refrigerator, and cleaned up after countless post-game celebrations.</w:t>
-      </w:r>
-    </w:p>
-    <w:p>
-      <w:r>
-        <w:t>But absolutely nothing in her employee handbook prepared her for the British Exchange Cohort of 2009.</w:t>
-      </w:r>
-    </w:p>
-    <w:p>
-      <w:r>
-        <w:t xml:space="preserve">It was a miserable, rainy Tuesday in the middle of midterm week. The kind of morning that chilled you to the bone. At exactly 8:15 AM, Brenda was wiping down the deli counter when she heard a loud, metallic </w:t>
-      </w:r>
-      <w:r>
-        <w:rPr>
-          <w:i/>
-          <w:iCs/>
-        </w:rPr>
-        <w:t>clang</w:t>
-      </w:r>
-      <w:r>
-        <w:t xml:space="preserve"> echo from the beverage station.</w:t>
-      </w:r>
-    </w:p>
-    <w:p>
-      <w:r>
-        <w:t>She looked up to see a tall, lanky exchange student from Manchester named Liam standing in front of the hot water urn. He was staring down at a ceramic mug in his hand with an expression of profound, soul-deep despair.</w:t>
-      </w:r>
-    </w:p>
-    <w:p>
-      <w:r>
-        <w:t>"Is everything alright, sweetheart?" Brenda asked, walking over with her towel.</w:t>
-      </w:r>
-    </w:p>
-    <w:p>
-      <w:r>
-        <w:t xml:space="preserve">Liam slowly rotated the mug so Brenda could see inside. The liquid was </w:t>
+        <w:t>Her roommate, Jessica, was sitting cross-legged on the bottom bunk, attempting to organize a massive pile of textbooks on her lap.</w:t>
+      </w:r>
+    </w:p>
+    <w:p>
+      <w:r>
+        <w:t xml:space="preserve">"Hey," Jessica sighed, looking up as Sarah squeezed through the doorway. "Did you see the bathroom yet? The girls in 508 just moved all their shower caddies in. Six of us </w:t>
       </w:r>
       <w:proofErr w:type="gramStart"/>
       <w:r>
-        <w:t>a pale</w:t>
+        <w:t>sharing</w:t>
       </w:r>
       <w:proofErr w:type="gramEnd"/>
       <w:r>
-        <w:t>, cloudy beige. A single tea bag floated limply at the top, completely failing to extract any color or flavor.</w:t>
-      </w:r>
-    </w:p>
-    <w:p>
-      <w:r>
-        <w:t>"Brenda," Liam said, his voice trembling with a terrifying, repressed calm. "I have been in this country for two months. I have tolerated your people driving on the wrong side of the road. I have tolerated the spelling of the word 'color' without the 'u'. But this..." He pointed a long, shaking finger at the urn. "This water is sitting at a tepid eighty degrees Celsius. It is barely warm enough to melt butter. I am trying to brew a strong breakfast blend, and your machine is merely giving the leaves a lukewarm bath."</w:t>
-      </w:r>
-    </w:p>
-    <w:p>
-      <w:r>
-        <w:t>Before Brenda could apologize, Liam turned around. He looked across the crowded cafeteria to a large cluster of tables occupied entirely by the British exchange program. He didn't shout. He simply raised the mug of sad, beige water into the air and gave a single, solemn nod.</w:t>
-      </w:r>
-    </w:p>
-    <w:p>
-      <w:r>
-        <w:t>What happened next was a masterpiece of logistical coordination.</w:t>
-      </w:r>
-    </w:p>
-    <w:p>
-      <w:r>
-        <w:t>Thirty British students stood up in unison. With frightening efficiency, they began dragging the heavy oak dining tables across the linoleum floor, forming a solid, impassable barricade in a semi-circle around the entire coffee and hot water station.</w:t>
-      </w:r>
-    </w:p>
-    <w:p>
-      <w:r>
-        <w:t>The American students, suddenly cut off from their morning caffeine supply, stopped in their tracks. A low murmur of panic began to ripple through the room.</w:t>
-      </w:r>
-    </w:p>
-    <w:p>
-      <w:r>
-        <w:t>A posh, sharply dressed student named Eleanor climbed atop one of the barricade tables.</w:t>
-      </w:r>
-    </w:p>
-    <w:p>
+        <w:t xml:space="preserve"> one toilet and two sinks. It is going to be a logistical nightmare."</w:t>
+      </w:r>
+    </w:p>
+    <w:p>
+      <w:r>
+        <w:t>"We'll just have to draw up a schedule, mate," Sarah laughed, dropping her backpack onto her desk. "Military precision. Five minutes in, five minutes out."</w:t>
+      </w:r>
+    </w:p>
+    <w:p>
+      <w:r>
+        <w:t>"Easy for you to say," Jessica groaned, though she was smiling. "You're always in a good mood. How was Tom?"</w:t>
+      </w:r>
+    </w:p>
+    <w:p>
+      <w:r>
+        <w:t>Sarah’s expression softened instantly. "He's good. He was just grabbing something at Newman Hall before heading back to his dorm to unpack. He said his roommate is driving him crazy with all the boxes."</w:t>
+      </w:r>
+    </w:p>
+    <w:p>
+      <w:r>
+        <w:t>"Two years, right?" Jessica asked, leaning her head back against the cinderblock wall. "You guys have been together since high school?"</w:t>
+      </w:r>
+    </w:p>
+    <w:p>
+      <w:r>
+        <w:t xml:space="preserve">"Yeah," Sarah nodded, unzipping her bag to put away her notebooks. "Two years. It’s funny... moving to a new country was so chaotic. When my dad and I settled in Radford, everything just </w:t>
+      </w:r>
+      <w:proofErr w:type="gramStart"/>
+      <w:r>
+        <w:t>felt</w:t>
+      </w:r>
+      <w:proofErr w:type="gramEnd"/>
+      <w:r>
+        <w:t xml:space="preserve"> upside down. But Tom... he was the first person who just made sense here. He’s always been so steady."</w:t>
+      </w:r>
+    </w:p>
+    <w:p>
+      <w:r>
+        <w:t>She thought back to the brief interaction at the soda fountain. Tom had brushed off that clingy girl from his hometown so quickly just to come say hello to her. It was a small thing, but it was exactly why she trusted him. He didn't entertain drama, and he always made her feel like a priority.</w:t>
+      </w:r>
+    </w:p>
+    <w:p>
+      <w:r>
+        <w:t>Jessica tossed a notebook onto her desk. "Well, I'm jealous. Trying to date on this campus is going to be a nightmare. Have you heard the latest from the second floor?"</w:t>
+      </w:r>
+    </w:p>
+    <w:p>
+      <w:r>
+        <w:t>"The boy in the wheelchair?" Sarah asked, pulling her dark hair back into a messy ponytail.</w:t>
+      </w:r>
+    </w:p>
+    <w:p>
+      <w:r>
+        <w:t xml:space="preserve">"Yes!" Jessica practically bounced on her mattress, eager to share the gossip. "The RA down the hall was just talking about it. Apparently, it was a massive clerical error, but he </w:t>
+      </w:r>
+      <w:proofErr w:type="gramStart"/>
+      <w:r>
+        <w:t>actually moved</w:t>
+      </w:r>
+      <w:proofErr w:type="gramEnd"/>
+      <w:r>
+        <w:t xml:space="preserve"> in. He's living in the ADA suite with five girls."</w:t>
+      </w:r>
+    </w:p>
+    <w:p>
+      <w:r>
+        <w:t>"</w:t>
+      </w:r>
+      <w:proofErr w:type="gramStart"/>
+      <w:r>
+        <w:t>The what</w:t>
+      </w:r>
+      <w:proofErr w:type="gramEnd"/>
+      <w:r>
+        <w:t xml:space="preserve"> </w:t>
+      </w:r>
+      <w:proofErr w:type="gramStart"/>
+      <w:r>
+        <w:t>suite</w:t>
+      </w:r>
+      <w:proofErr w:type="gramEnd"/>
+      <w:r>
+        <w:t>?" Sarah asked, her brow furrowing slightly. "Sorry, I'm still learning all your American acronyms."</w:t>
+      </w:r>
+    </w:p>
+    <w:p>
+      <w:r>
+        <w:t xml:space="preserve">"Oh, right, ADA," Jessica clarified. "Americans with Disabilities Act. It just means it's the handicap-accessible room. Like, if you look at the door for Room 214 downstairs, it has two </w:t>
+      </w:r>
       <w:r>
         <w:lastRenderedPageBreak/>
-        <w:t>"Attention, colonial cousins," Eleanor announced, her crisp voice carrying easily over the stunned crowd. "We sincerely apologize for the inconvenience. However, we have officially claimed sovereignty over this beverage station until our demands are met. This is a peaceful occupation."</w:t>
-      </w:r>
-    </w:p>
-    <w:p>
-      <w:r>
-        <w:t>"Hey!" an American sophomore yelled from the crowd. "I have a chemistry exam in twenty minutes! I need coffee!"</w:t>
-      </w:r>
-    </w:p>
-    <w:p>
-      <w:r>
-        <w:t xml:space="preserve">"And we need a proper </w:t>
-      </w:r>
-      <w:proofErr w:type="spellStart"/>
-      <w:r>
-        <w:t>cuppa</w:t>
-      </w:r>
-      <w:proofErr w:type="spellEnd"/>
-      <w:r>
-        <w:t xml:space="preserve"> to survive this dreadful weather," Eleanor replied smoothly, entirely unfazed. "Your administration has been serving us water that constitutes a crime against the Crown. We will not move until we receive a written guarantee that boiling water—precisely one hundred degrees Celsius—will be provided. We will hold the line."</w:t>
-      </w:r>
-    </w:p>
-    <w:p>
-      <w:r>
-        <w:t xml:space="preserve">Brenda blinked, thoroughly impressed. It wasn't a violent riot. It was an incredibly organized, devastatingly polite sit-in. The British students sat shoulder-to-shoulder on the tables, arms linked, casually discussing their coursework while completely blocking hundreds of </w:t>
-      </w:r>
-      <w:proofErr w:type="gramStart"/>
-      <w:r>
-        <w:t>highly-caffeinated</w:t>
-      </w:r>
-      <w:proofErr w:type="gramEnd"/>
-      <w:r>
-        <w:t xml:space="preserve"> Americans from their morning fuel.</w:t>
-      </w:r>
-    </w:p>
-    <w:p>
-      <w:r>
-        <w:t>Realizing a campus-wide meltdown was about three minutes away, Brenda pulled her walkie-talkie from her belt and called the Director of Campus Dining, a perpetually stressed man named Mr. Henderson.</w:t>
-      </w:r>
-    </w:p>
-    <w:p>
-      <w:r>
-        <w:t xml:space="preserve">Henderson sprinted into the cafeteria less than five minutes later, his tie crooked. He stopped dead, staring at the oak-table fortress and the angry mob of </w:t>
-      </w:r>
-      <w:proofErr w:type="spellStart"/>
-      <w:r>
-        <w:t>uncaffeinated</w:t>
-      </w:r>
-      <w:proofErr w:type="spellEnd"/>
-      <w:r>
-        <w:t xml:space="preserve"> American freshmen forming on the other side.</w:t>
-      </w:r>
-    </w:p>
-    <w:p>
-      <w:r>
-        <w:t>"What is going on here?" Henderson demanded, marching up to the barricade.</w:t>
-      </w:r>
-    </w:p>
-    <w:p>
-      <w:r>
-        <w:t>Liam stepped forward, handing the ceramic mug of pale liquid over the table. "Drink it, mate."</w:t>
-      </w:r>
-    </w:p>
-    <w:p>
-      <w:r>
-        <w:t xml:space="preserve">"I am </w:t>
-      </w:r>
-      <w:proofErr w:type="gramStart"/>
-      <w:r>
-        <w:t>not—"</w:t>
-      </w:r>
-      <w:proofErr w:type="gramEnd"/>
-    </w:p>
-    <w:p>
-      <w:r>
-        <w:t>"Drink the tea, Mr. Henderson," Liam insisted, his voice dropping to a dangerous, deadly serious register. "Experience our suffering."</w:t>
-      </w:r>
-    </w:p>
-    <w:p>
-      <w:r>
-        <w:t>Henderson, wanting to end the standoff, took a sip. His face immediately contorted. He gagged slightly, looking down at the cup in horror. It tasted like warm paper and disappointment.</w:t>
-      </w:r>
-    </w:p>
-    <w:p>
-      <w:r>
-        <w:t>"That's awful," Henderson choked out.</w:t>
-      </w:r>
-    </w:p>
-    <w:p>
-      <w:r>
-        <w:lastRenderedPageBreak/>
-        <w:t>"It's an act of international hostility," Eleanor corrected from atop the table. "Now. Are you going to call a plumber, or do we have to start dumping these urns into the campus duck pond?"</w:t>
-      </w:r>
-    </w:p>
-    <w:p>
-      <w:r>
-        <w:t>Henderson looked at the British students. He looked at the angry American students. Then he looked at Brenda.</w:t>
-      </w:r>
-    </w:p>
-    <w:p>
-      <w:r>
-        <w:t>"Call maintenance," Henderson sighed, rubbing his temples. "Tell them to rip out every hot water urn on campus and order dedicated boiling taps. I want them installed by Friday."</w:t>
-      </w:r>
-    </w:p>
-    <w:p>
-      <w:r>
-        <w:t>A cheer erupted from the barricade. Within seconds, the British students dismantled the fortress, neatly returning the heavy oak tables to their original positions. Liam offered Henderson a polite, firm handshake, thanking him for his diplomatic cooperation, before stepping aside to let the traumatized American students finally access their coffee.</w:t>
-      </w:r>
-    </w:p>
-    <w:p>
-      <w:r>
-        <w:t>Brenda just shook her head, chuckling as she went back to wiping down the deli counter. They were polite to a fault, she thought, but my god... you do not mess with their tea.</w:t>
+        <w:t>peepholes—one at standard standing height, and a second one drilled lower so you can see out from a wheelchair. It's the only accessible suite on that side of the building."</w:t>
+      </w:r>
+    </w:p>
+    <w:p>
+      <w:r>
+        <w:t>"Ah, right. Makes perfect sense," Sarah nodded, the logistics clicking into place for her. "Well, I actually saw them earlier," she mentioned, walking over to the small, single window that looked out over the rolling hills of the campus. "When Tom and I were walking back, I saw the whole group heading toward the dining hall."</w:t>
+      </w:r>
+    </w:p>
+    <w:p>
+      <w:r>
+        <w:t>"And? Is it as weird as everyone says?"</w:t>
+      </w:r>
+    </w:p>
+    <w:p>
+      <w:r>
+        <w:t>Sarah looked out the window, watching the tiny figures of students navigating the winding paths below. She thought about the boy in the wheelchair, and the way the girl behind him had been pushing him up the incline. She remembered the fierce, protective bubble that seemed to surround their little group, and the unmistakable look of absolute adoration on the girl's face.</w:t>
+      </w:r>
+    </w:p>
+    <w:p>
+      <w:r>
+        <w:t>"No," Sarah said softly, turning away from the glass. "It didn't look weird at all. Honestly? It looked like he found exactly where he was supposed to be."</w:t>
       </w:r>
     </w:p>
     <w:p>
@@ -636,15 +638,7 @@
     </w:p>
     <w:p>
       <w:r>
-        <w:t xml:space="preserve">The only </w:t>
-      </w:r>
-      <w:proofErr w:type="gramStart"/>
-      <w:r>
-        <w:t>thing keeping</w:t>
-      </w:r>
-      <w:proofErr w:type="gramEnd"/>
-      <w:r>
-        <w:t xml:space="preserve"> her grounded was her roommate, Sarah. Even though Sarah was a city girl from Sydney who lived on lattes and beaches, their shared accent and homeland had instantly bonded them. In fact, just a few hours ago, Sarah had burst into their fifth-floor room, raving about her new study partner in Western Civ—a sweet, quiet guy named Jordan who was part of the infamous "clerical error" suite on the second floor.</w:t>
+        <w:t>The only thing keeping her grounded was her roommate, Sarah. Even though Sarah was a city girl from Sydney who lived on lattes and beaches, their shared accent and homeland had instantly bonded them. In fact, just a few hours ago, Sarah had burst into their fifth-floor room, raving about her new study partner in Western Civ—a sweet, quiet guy named Jordan who was part of the infamous "clerical error" suite on the second floor.</w:t>
       </w:r>
     </w:p>
     <w:p>
@@ -690,42 +684,34 @@
     </w:p>
     <w:p>
       <w:r>
-        <w:t xml:space="preserve">"What, you don't want people to hear the truth?" he shouted. His voice dripped with a malicious, theatrical glee as he realized he was gathering an audience. He wanted to punish her. "You want me to believe that story? That </w:t>
+        <w:t>"What, you don't want people to hear the truth?" he shouted. His voice dripped with a malicious, theatrical glee as he realized he was gathering an audience. He wanted to punish her. "You want me to believe that story? That some guy just shows up and instantly falls in love with your roommate? How dumb do you think I am, Lauren?"</w:t>
+      </w:r>
+    </w:p>
+    <w:p>
+      <w:r>
+        <w:t>"It's the truth!" she pleaded, her voice small and desperate, completely swallowed by the cavernous room.</w:t>
+      </w:r>
+    </w:p>
+    <w:p>
+      <w:r>
+        <w:t>Jessica felt a hot spike of Outback temper flare in her chest. The bloke was a complete coward, using volume to cover up his own raging insecurities.</w:t>
+      </w:r>
+    </w:p>
+    <w:p>
+      <w:r>
+        <w:t>Before Jessica could move, two male students who had been waiting by the elevator stepped forward.</w:t>
+      </w:r>
+    </w:p>
+    <w:p>
+      <w:r>
+        <w:t>"Hey, man, she is telling the truth,</w:t>
       </w:r>
       <w:proofErr w:type="gramStart"/>
       <w:r>
-        <w:t>some guy</w:t>
+        <w:t>" one</w:t>
       </w:r>
       <w:proofErr w:type="gramEnd"/>
       <w:r>
-        <w:t xml:space="preserve"> just shows up and instantly falls in love with your roommate? How dumb do you think I am, Lauren?"</w:t>
-      </w:r>
-    </w:p>
-    <w:p>
-      <w:r>
-        <w:t>"It's the truth!" she pleaded, her voice small and desperate, completely swallowed by the cavernous room.</w:t>
-      </w:r>
-    </w:p>
-    <w:p>
-      <w:r>
-        <w:t>Jessica felt a hot spike of Outback temper flare in her chest. The bloke was a complete coward, using volume to cover up his own raging insecurities.</w:t>
-      </w:r>
-    </w:p>
-    <w:p>
-      <w:r>
-        <w:t>Before Jessica could move, two male students who had been waiting by the elevator stepped forward.</w:t>
-      </w:r>
-    </w:p>
-    <w:p>
-      <w:r>
-        <w:t>"Hey, man, she is telling the truth,</w:t>
-      </w:r>
-      <w:proofErr w:type="gramStart"/>
-      <w:r>
-        <w:t>" one</w:t>
-      </w:r>
-      <w:proofErr w:type="gramEnd"/>
-      <w:r>
         <w:t xml:space="preserve"> of the guys said, holding his hands up in a calming gesture, trying to de-escalate the situation. "We live here. We all know the story. It's legit."</w:t>
       </w:r>
     </w:p>
@@ -736,15 +722,7 @@
     </w:p>
     <w:p>
       <w:r>
-        <w:t xml:space="preserve">He turned his fury back to Lauren, his face twisting into an ugly sneer. "It's a load of crap!" he bellowed, ensuring every single person in the lobby was listening. "Tell me, what's really going on? Is your whole </w:t>
-      </w:r>
-      <w:proofErr w:type="gramStart"/>
-      <w:r>
-        <w:t>suite</w:t>
-      </w:r>
-      <w:proofErr w:type="gramEnd"/>
-      <w:r>
-        <w:t xml:space="preserve"> just passing him around? Is that the deal you've got going on in your little love shack?"</w:t>
+        <w:t>He turned his fury back to Lauren, his face twisting into an ugly sneer. "It's a load of crap!" he bellowed, ensuring every single person in the lobby was listening. "Tell me, what's really going on? Is your whole suite just passing him around? Is that the deal you've got going on in your little love shack?"</w:t>
       </w:r>
     </w:p>
     <w:p>
@@ -760,15 +738,7 @@
     <w:p>
       <w:r>
         <w:lastRenderedPageBreak/>
-        <w:t xml:space="preserve">"You're a jerk!" Jessica yelled, standing up from the couch, her thick Australian accent slicing through the heavy silence of the lobby. She pointed a </w:t>
-      </w:r>
-      <w:proofErr w:type="gramStart"/>
-      <w:r>
-        <w:t>finger dead</w:t>
-      </w:r>
-      <w:proofErr w:type="gramEnd"/>
-      <w:r>
-        <w:t xml:space="preserve"> at Tom. "She's not lying! We all know them, and they're good people!"</w:t>
+        <w:t>"You're a jerk!" Jessica yelled, standing up from the couch, her thick Australian accent slicing through the heavy silence of the lobby. She pointed a finger dead at Tom. "She's not lying! We all know them, and they're good people!"</w:t>
       </w:r>
     </w:p>
     <w:p>
@@ -1033,15 +1003,7 @@
     </w:p>
     <w:p>
       <w:r>
-        <w:t xml:space="preserve">Jessica frowned, staring at the message as Tom grabbed his gym bag and swaggered out the front doors. She didn't understand why Sarah had reacted so strangely to a picture of a random student, but right now, there were more important things to worry about. The girl from 214 was currently sobbing </w:t>
-      </w:r>
-      <w:proofErr w:type="gramStart"/>
-      <w:r>
-        <w:t>in</w:t>
-      </w:r>
-      <w:proofErr w:type="gramEnd"/>
-      <w:r>
-        <w:t xml:space="preserve"> the stairwell, and Jessica knew the second floor didn't deserve any of this.</w:t>
+        <w:t>Jessica frowned, staring at the message as Tom grabbed his gym bag and swaggered out the front doors. She didn't understand why Sarah had reacted so strangely to a picture of a random student, but right now, there were more important things to worry about. The girl from 214 was currently sobbing in the stairwell, and Jessica knew the second floor didn't deserve any of this.</w:t>
       </w:r>
     </w:p>
     <w:p>
@@ -1090,15 +1052,7 @@
           <w:b/>
           <w:bCs/>
         </w:rPr>
-        <w:t xml:space="preserve">Lax </w:t>
-      </w:r>
-      <w:proofErr w:type="gramStart"/>
-      <w:r>
-        <w:rPr>
-          <w:b/>
-          <w:bCs/>
-        </w:rPr>
-        <w:t xml:space="preserve">Toss </w:t>
+        <w:t xml:space="preserve">Lax Toss </w:t>
       </w:r>
       <w:r>
         <w:rPr>
@@ -1111,7 +1065,6 @@
       <w:r>
         <w:t>.</w:t>
       </w:r>
-      <w:proofErr w:type="gramEnd"/>
     </w:p>
     <w:p>
       <w:r>
@@ -1227,15 +1180,7 @@
     </w:p>
     <w:p>
       <w:r>
-        <w:t xml:space="preserve">"Yeah, but Bennett Hall is a mixed building," Chloe pointed out, connecting the dots. "There are guys on every </w:t>
-      </w:r>
-      <w:proofErr w:type="gramStart"/>
-      <w:r>
-        <w:t>floor—</w:t>
-      </w:r>
-      <w:proofErr w:type="gramEnd"/>
-      <w:r>
-        <w:t xml:space="preserve">I mean, Mark and his suitemates are right down on the third floor. But a guy </w:t>
+        <w:t xml:space="preserve">"Yeah, but Bennett Hall is a mixed building," Chloe pointed out, connecting the dots. "There are guys on every floor—I mean, Mark and his suitemates are right down on the third floor. But a guy </w:t>
       </w:r>
       <w:proofErr w:type="gramStart"/>
       <w:r>
@@ -1387,15 +1332,7 @@
     </w:p>
     <w:p>
       <w:r>
-        <w:t xml:space="preserve">At the front of the </w:t>
-      </w:r>
-      <w:proofErr w:type="gramStart"/>
-      <w:r>
-        <w:t>pack</w:t>
-      </w:r>
-      <w:proofErr w:type="gramEnd"/>
-      <w:r>
-        <w:t xml:space="preserve"> was Sarah Braithwaite. </w:t>
+        <w:t xml:space="preserve">At the front of the pack was Sarah Braithwaite. </w:t>
       </w:r>
     </w:p>
     <w:p>
@@ -1519,35 +1456,19 @@
     </w:p>
     <w:p>
       <w:r>
-        <w:t xml:space="preserve">Tom had just lined up a shot </w:t>
+        <w:t xml:space="preserve">Tom had just lined up a shot on the corner pocket. He looked up, the pool cue still resting in his hands, and saw the massive group approaching. </w:t>
+      </w:r>
+    </w:p>
+    <w:p>
+      <w:r>
+        <w:t xml:space="preserve">He saw Sarah. He saw Lauren. He saw them standing shoulder-to-shoulder, staring directly at him, </w:t>
       </w:r>
       <w:proofErr w:type="gramStart"/>
       <w:r>
-        <w:t>on</w:t>
+        <w:t>completely surrounded</w:t>
       </w:r>
       <w:proofErr w:type="gramEnd"/>
       <w:r>
-        <w:t xml:space="preserve"> the corner pocket. He looked up, the pool </w:t>
-      </w:r>
-      <w:proofErr w:type="gramStart"/>
-      <w:r>
-        <w:t>cue</w:t>
-      </w:r>
-      <w:proofErr w:type="gramEnd"/>
-      <w:r>
-        <w:t xml:space="preserve"> still resting in his hands, and saw the massive group approaching. </w:t>
-      </w:r>
-    </w:p>
-    <w:p>
-      <w:r>
-        <w:t xml:space="preserve">He saw Sarah. He saw Lauren. He saw them standing shoulder-to-shoulder, staring directly at him, </w:t>
-      </w:r>
-      <w:proofErr w:type="gramStart"/>
-      <w:r>
-        <w:t>completely surrounded</w:t>
-      </w:r>
-      <w:proofErr w:type="gramEnd"/>
-      <w:r>
         <w:t xml:space="preserve"> by a protective wall of seven other people. </w:t>
       </w:r>
     </w:p>
@@ -1558,15 +1479,7 @@
     </w:p>
     <w:p>
       <w:r>
-        <w:t xml:space="preserve">"Tom?" Lauren whispered, the betrayal hitting her like a physical blow to the chest. Her </w:t>
-      </w:r>
-      <w:proofErr w:type="gramStart"/>
-      <w:r>
-        <w:t>eyes instantly</w:t>
-      </w:r>
-      <w:proofErr w:type="gramEnd"/>
-      <w:r>
-        <w:t xml:space="preserve"> filled with tears as the sheer, calculated cruelty of his paranoia finally made sense. "Are you... are you kidding me?" </w:t>
+        <w:t xml:space="preserve">"Tom?" Lauren whispered, the betrayal hitting her like a physical blow to the chest. Her eyes instantly filled with tears as the sheer, calculated cruelty of his paranoia finally made sense. "Are you... are you kidding me?" </w:t>
       </w:r>
     </w:p>
     <w:p>
@@ -1576,23 +1489,7 @@
     </w:p>
     <w:p>
       <w:r>
-        <w:t xml:space="preserve">"Lauren, Sarah, </w:t>
-      </w:r>
-      <w:proofErr w:type="gramStart"/>
-      <w:r>
-        <w:t>wait—"</w:t>
-      </w:r>
-      <w:proofErr w:type="gramEnd"/>
-      <w:r>
-        <w:t xml:space="preserve"> Tom stammered, taking a panicked step back, his hands raised defensively. "It's a misunderstanding. I can </w:t>
-      </w:r>
-      <w:proofErr w:type="gramStart"/>
-      <w:r>
-        <w:t>explain—"</w:t>
-      </w:r>
-      <w:proofErr w:type="gramEnd"/>
-      <w:r>
-        <w:t xml:space="preserve"> </w:t>
+        <w:t xml:space="preserve">"Lauren, Sarah, wait—" Tom stammered, taking a panicked step back, his hands raised defensively. "It's a misunderstanding. I can explain—" </w:t>
       </w:r>
     </w:p>
     <w:p>
@@ -1602,15 +1499,7 @@
     </w:p>
     <w:p>
       <w:r>
-        <w:t xml:space="preserve">"This is why you were acting like a psycho!" Lauren realized, her voice trembling with anger. "You weren't worried about the guy in my suite! You were terrified that I was going to talk to the girls in my building and figure out you were </w:t>
-      </w:r>
-      <w:proofErr w:type="gramStart"/>
-      <w:r>
-        <w:t>playing</w:t>
-      </w:r>
-      <w:proofErr w:type="gramEnd"/>
-      <w:r>
-        <w:t xml:space="preserve"> us both!" </w:t>
+        <w:t xml:space="preserve">"This is why you were acting like a psycho!" Lauren realized, her voice trembling with anger. "You weren't worried about the guy in my suite! You were terrified that I was going to talk to the girls in my building and figure out you were playing us both!" </w:t>
       </w:r>
     </w:p>
     <w:p>
@@ -1708,41 +1597,25 @@
     </w:p>
     <w:p>
       <w:r>
-        <w:t xml:space="preserve">"Got it," Jessica announced flatly, turning her back on him with complete, dismissive finality. Calling out the bad behavior and shutting it down, she immediately pivoted to protecting the victims. "Let's go, ladies. The </w:t>
+        <w:t xml:space="preserve">"Got it," Jessica announced flatly, turning her back on him with complete, dismissive finality. Calling out the bad behavior and shutting it down, she immediately pivoted to protecting the victims. "Let's go, ladies. The air in here is completely stuffed." </w:t>
+      </w:r>
+    </w:p>
+    <w:p>
+      <w:r>
+        <w:t xml:space="preserve">Lauren and Sarah didn't look back. They turned around, the entire army of friends forming a protective perimeter around </w:t>
       </w:r>
       <w:proofErr w:type="gramStart"/>
       <w:r>
-        <w:t>air in</w:t>
+        <w:t>them, and</w:t>
       </w:r>
       <w:proofErr w:type="gramEnd"/>
       <w:r>
-        <w:t xml:space="preserve"> here is completely stuffed." </w:t>
-      </w:r>
-    </w:p>
-    <w:p>
-      <w:r>
-        <w:t xml:space="preserve">Lauren and Sarah didn't look back. They turned around, the entire army of friends forming a protective perimeter around </w:t>
-      </w:r>
-      <w:proofErr w:type="gramStart"/>
-      <w:r>
-        <w:t>them, and</w:t>
-      </w:r>
-      <w:proofErr w:type="gramEnd"/>
-      <w:r>
         <w:t xml:space="preserve"> marched right back out of Newman Hall.</w:t>
       </w:r>
     </w:p>
     <w:p>
       <w:r>
-        <w:t xml:space="preserve">The walk back to Bennett Hall was a blur of adrenaline, tears, and furious, protective chatter. Sarah kept her arm wrapped tightly around Lauren’s shoulders, the two women refusing to blame each other for a single second. The target of their rage was entirely, </w:t>
-      </w:r>
-      <w:proofErr w:type="gramStart"/>
-      <w:r>
-        <w:t>one-hundred-percent</w:t>
-      </w:r>
-      <w:proofErr w:type="gramEnd"/>
-      <w:r>
-        <w:t xml:space="preserve"> Tom.</w:t>
+        <w:t>The walk back to Bennett Hall was a blur of adrenaline, tears, and furious, protective chatter. Sarah kept her arm wrapped tightly around Lauren’s shoulders, the two women refusing to blame each other for a single second. The target of their rage was entirely, one-hundred-percent Tom.</w:t>
       </w:r>
     </w:p>
     <w:p>
@@ -1767,28 +1640,12 @@
     </w:p>
     <w:p>
       <w:r>
-        <w:t xml:space="preserve">The lighting in the room was dim and calm. The Unconventional Study Session </w:t>
-      </w:r>
-      <w:proofErr w:type="gramStart"/>
-      <w:r>
-        <w:t>was</w:t>
-      </w:r>
-      <w:proofErr w:type="gramEnd"/>
-      <w:r>
-        <w:t xml:space="preserve"> over. Jordan was sitting in his wheelchair near his desk, looking relaxed and peaceful, a soft, confident smile on his face that hadn't been there an hour ago. Aubrie, Madison, and Zoë were sitting on the beds, wrapped in their pajamas.</w:t>
-      </w:r>
-    </w:p>
-    <w:p>
-      <w:r>
-        <w:t xml:space="preserve">They looked up, expecting to see Hannah and Lauren. Instead, they saw nine people crowding the hallway, with Lauren sobbing </w:t>
-      </w:r>
-      <w:proofErr w:type="gramStart"/>
-      <w:r>
-        <w:t>into</w:t>
-      </w:r>
-      <w:proofErr w:type="gramEnd"/>
-      <w:r>
-        <w:t xml:space="preserve"> Sarah Braithwaite’s shoulder.</w:t>
+        <w:t>The lighting in the room was dim and calm. The Unconventional Study Session was over. Jordan was sitting in his wheelchair near his desk, looking relaxed and peaceful, a soft, confident smile on his face that hadn't been there an hour ago. Aubrie, Madison, and Zoë were sitting on the beds, wrapped in their pajamas.</w:t>
+      </w:r>
+    </w:p>
+    <w:p>
+      <w:r>
+        <w:t>They looked up, expecting to see Hannah and Lauren. Instead, they saw nine people crowding the hallway, with Lauren sobbing into Sarah Braithwaite’s shoulder.</w:t>
       </w:r>
     </w:p>
     <w:p>
@@ -2408,6 +2265,7 @@
   <w:style w:type="character" w:default="1" w:styleId="DefaultParagraphFont">
     <w:name w:val="Default Paragraph Font"/>
     <w:uiPriority w:val="1"/>
+    <w:semiHidden/>
     <w:unhideWhenUsed/>
   </w:style>
   <w:style w:type="table" w:default="1" w:styleId="TableNormal">
